--- a/docs/MJC-READY_검사설명서_v0.1.docx
+++ b/docs/MJC-READY_검사설명서_v0.1.docx
@@ -101,7 +101,7 @@
         <w:rPr>
           <w:rFonts w:ascii="12롯데마트드림Bold" w:eastAsia="12롯데마트드림Bold" w:hAnsi="12롯데마트드림Bold"/>
         </w:rPr>
-        <w:t xml:space="preserve">MJC-READY는 재학생의 진로·취업 준비 상태를 진단하고 맞춤형 지원으로 연결하는 온라인 검사입니다. 심리검사가 아니라 </w:t>
+        <w:t xml:space="preserve">MJC-READY는 재학생의 진로·취업 준비 상태를 진단하고 맞춤형 지원으로 연결하는 온라인 검사임. 심리검사가 아닌 </w:t>
       </w:r>
       <w:r>
         <w:rPr>
@@ -116,7 +116,7 @@
         <w:rPr>
           <w:rFonts w:ascii="12롯데마트드림Bold" w:eastAsia="12롯데마트드림Bold" w:hAnsi="12롯데마트드림Bold"/>
         </w:rPr>
-        <w:t>으로, 구직 의사가 높고 취업 시기가 임박한 학생을 조기에 찾아 잡카페 컨설턴트가 먼저 연락·지원하는 것이 1차 목적입니다.</w:t>
+        <w:t>으로, 구직 의사가 높고 취업 시기가 임박한 학생을 조기에 찾아 잡카페 컨설턴트가 먼저 연락·지원하는 것이 1차 목적임.</w:t>
       </w:r>
     </w:p>
     <w:tbl>
@@ -739,7 +739,7 @@
         <w:rPr>
           <w:rFonts w:ascii="12롯데마트드림Bold" w:eastAsia="12롯데마트드림Bold" w:hAnsi="12롯데마트드림Bold"/>
         </w:rPr>
-        <w:t xml:space="preserve">검사는 역할이 다른 세 계층으로 구성됩니다. Level 판정의 주 입력은 </w:t>
+        <w:t xml:space="preserve">검사는 역할이 다른 세 계층으로 구성됨. Level 판정의 주 입력은 </w:t>
       </w:r>
       <w:r>
         <w:rPr>
@@ -754,7 +754,7 @@
         <w:rPr>
           <w:rFonts w:ascii="12롯데마트드림Bold" w:eastAsia="12롯데마트드림Bold" w:hAnsi="12롯데마트드림Bold"/>
         </w:rPr>
-        <w:t>이며, 보조 진단문항은 “왜 그 단계에 있는지”를 설명하고 추천활동을 세분화하는 보조 역할을 합니다.</w:t>
+        <w:t>이며, 보조 진단문항은 “왜 그 단계에 있는지”를 설명하고 추천활동을 세분화하는 보조 역할을 수행함.</w:t>
       </w:r>
     </w:p>
     <w:tbl>
@@ -1551,7 +1551,7 @@
           <w:b/>
           <w:bCs/>
         </w:rPr>
-        <w:t>※ 자격·경험은 점수화하지 않고 원자료 그대로 보존하여 상담·통계에 활용합니다(자격증 1건=1레코드).</w:t>
+        <w:t>※ 자격·경험은 점수화하지 않고 원자료 그대로 보존하여 상담·통계에 활용함(자격증 1건=1레코드).</w:t>
       </w:r>
     </w:p>
     <w:p>
@@ -1621,7 +1621,7 @@
         <w:rPr>
           <w:rFonts w:ascii="12롯데마트드림Bold" w:eastAsia="12롯데마트드림Bold" w:hAnsi="12롯데마트드림Bold"/>
         </w:rPr>
-        <w:t>가 됩니다. 별도 가중치 없이 항목별 만점 크기(30/20/15/20/10/5)가 곧 중요도를 나타냅니다.</w:t>
+        <w:t>가 됨. 별도 가중치 없이 항목별 만점 크기(30/20/15/20/10/5)가 곧 중요도를 나타냄.</w:t>
       </w:r>
     </w:p>
     <w:tbl>
@@ -5172,7 +5172,7 @@
           <w:b/>
           <w:bCs/>
         </w:rPr>
-        <w:t>※ 역할: SCORE=점수 합산 / GATE=Level 3 진입 필수조건 / ACTION=상담·프로그램 연계 신호 / FILTER=대상자 분류. 미응답은 0점으로 보수 처리.</w:t>
+        <w:t>※ 역할: SCORE=점수 합산 / GATE=Level 3 진입 필수조건 / ACTION=상담·프로그램 연계 신호 / FILTER=대상자 분류. 미응답은 0점으로 보수 처리함.</w:t>
       </w:r>
     </w:p>
     <w:p>
@@ -5431,7 +5431,7 @@
         <w:rPr>
           <w:rFonts w:ascii="12롯데마트드림Bold" w:eastAsia="12롯데마트드림Bold" w:hAnsi="12롯데마트드림Bold"/>
         </w:rPr>
-        <w:t>가 부여되어 있습니다. 영역점수는 해당 영역 문항들의 가중평균으로 계산합니다: 영역점수 = (응답값×가중치의 합) ÷ (가중치의 합), 범위 1.00~5.00점.</w:t>
+        <w:t>가 부여됨. 영역점수는 해당 영역 문항들의 가중평균으로 계산함: 영역점수 = (응답값×가중치의 합) ÷ (가중치의 합), 범위 1.00~5.00점.</w:t>
       </w:r>
     </w:p>
     <w:tbl>
@@ -6783,7 +6783,7 @@
           <w:b/>
           <w:bCs/>
         </w:rPr>
-        <w:t>※ 가중치가 큰 문항일수록 영역점수에 더 크게 반영됩니다. 구직준비 영역의 핵심 문항(목표직무 구체성 1.5)이 전체 최대 가중치입니다.</w:t>
+        <w:t>※ 가중치가 큰 문항일수록 영역점수에 더 크게 반영됨. 구직준비 영역의 핵심 문항(목표직무 구체성 1.5)이 전체 최대 가중치임.</w:t>
       </w:r>
     </w:p>
     <w:p>
@@ -7289,7 +7289,7 @@
           <w:b/>
           <w:bCs/>
         </w:rPr>
-        <w:t>※ 예: 구직준비 영역점수 4.65 → JRS = 4.65×20 = 93점. 영역 무응답 시 해당 지표는 산출하지 않습니다.</w:t>
+        <w:t>※ 예: 구직준비 영역점수 4.65 → JRS = 4.65×20 = 93점. 영역 무응답 시 해당 지표는 산출하지 않음.</w:t>
       </w:r>
     </w:p>
     <w:p>
@@ -7345,7 +7345,7 @@
         <w:rPr>
           <w:rFonts w:ascii="12롯데마트드림Bold" w:eastAsia="12롯데마트드림Bold" w:hAnsi="12롯데마트드림Bold"/>
         </w:rPr>
-        <w:t>입니다. AI 없이 아래 규칙만으로 판정하므로 같은 응답은 항상 같은 결과가 나오며(결정론), 판정 근거가 관리자 화면에 문장으로 함께 기록됩니다.</w:t>
+        <w:t>임. AI 없이 아래 규칙만으로 판정하므로 동일 응답은 항상 동일 결과가 재현되며(결정론), 판정 근거가 관리자 화면에 문장으로 함께 기록됨.</w:t>
       </w:r>
     </w:p>
     <w:p>
@@ -8625,7 +8625,7 @@
           <w:b/>
           <w:bCs/>
         </w:rPr>
-        <w:t>※ JAS 컷오프 70점은 v0.1 기준안이며 파일럿 데이터 분석 후 보정될 수 있습니다.</w:t>
+        <w:t>※ JAS 컷오프 70점은 v0.1 기준안이며 파일럿 데이터 분석 후 보정될 수 있음.</w:t>
       </w:r>
     </w:p>
     <w:p>
@@ -9621,7 +9621,7 @@
           <w:b/>
           <w:bCs/>
         </w:rPr>
-        <w:t>※ Level 3은 “취업준비 완성”이 아니라 “취업의사가 높아 적극 지원이 필요한 학생”을 뜻합니다.</w:t>
+        <w:t>※ Level 3은 “취업준비 완성”이 아니라 “취업의사가 높아 적극 지원이 필요한 학생”을 의미함.</w:t>
       </w:r>
     </w:p>
     <w:p>
@@ -10762,7 +10762,7 @@
           <w:b/>
           <w:bCs/>
         </w:rPr>
-        <w:t>※ 판정 알고리즘·원점수는 학생에게 노출하지 않으며, 현재 단계·근거·지금 할 행동만 제시합니다.</w:t>
+        <w:t>※ 판정 알고리즘·원점수는 학생에게 노출하지 않으며, 현재 단계·근거·지금 할 행동만 제시함.</w:t>
       </w:r>
     </w:p>
     <w:p>
@@ -10792,7 +10792,7 @@
         <w:rPr>
           <w:rFonts w:ascii="12롯데마트드림Bold" w:eastAsia="12롯데마트드림Bold" w:hAnsi="12롯데마트드림Bold"/>
         </w:rPr>
-        <w:t xml:space="preserve">추천활동은 생성형 AI가 만들지 않습니다. </w:t>
+        <w:t xml:space="preserve">추천활동은 생성형 AI가 만들지 않음. </w:t>
       </w:r>
       <w:r>
         <w:rPr>
@@ -10807,7 +10807,7 @@
         <w:rPr>
           <w:rFonts w:ascii="12롯데마트드림Bold" w:eastAsia="12롯데마트드림Bold" w:hAnsi="12롯데마트드림Bold"/>
         </w:rPr>
-        <w:t>에서 다음 규칙으로 조회해 상위 3개를 제시하므로, 실제 운영하지 않는 프로그램이 노출될 수 없습니다.</w:t>
+        <w:t>에서 다음 규칙으로 조회해 상위 3개를 제시하므로, 실제 운영하지 않는 프로그램이 노출될 수 없음.</w:t>
       </w:r>
     </w:p>
     <w:p>
@@ -12950,7 +12950,7 @@
           <w:b/>
           <w:bCs/>
         </w:rPr>
-        <w:t>※ 활동명·기간·우선순위는 관리자 화면에서 부서가 직접 등록·수정하며, 위 목록은 초기 시드(센터 확정 대기)입니다.</w:t>
+        <w:t>※ 활동명·기간·우선순위는 관리자 화면에서 부서가 직접 등록·수정하며, 위 목록은 초기 시드(센터 확정 대기)임.</w:t>
       </w:r>
     </w:p>
     <w:p>
@@ -12980,7 +12980,7 @@
         <w:rPr>
           <w:rFonts w:ascii="12롯데마트드림Bold" w:eastAsia="12롯데마트드림Bold" w:hAnsi="12롯데마트드림Bold"/>
         </w:rPr>
-        <w:t xml:space="preserve">검사 결과는 판정에서 끝나지 않고 상담사 업무로 이어집니다. 상담을 희망했거나 Level 3 이상인 학생은 </w:t>
+        <w:t xml:space="preserve">검사 결과는 판정에서 끝나지 않고 상담사 업무로 이어짐. 상담을 희망했거나 Level 3 이상인 학생은 </w:t>
       </w:r>
       <w:r>
         <w:rPr>
@@ -12995,7 +12995,7 @@
         <w:rPr>
           <w:rFonts w:ascii="12롯데마트드림Bold" w:eastAsia="12롯데마트드림Bold" w:hAnsi="12롯데마트드림Bold"/>
         </w:rPr>
-        <w:t>으로 자동 분류되어, 잡카페 컨설턴트가 학생이 입력한 연락처로 먼저 연락합니다.</w:t>
+        <w:t>으로 자동 분류되며, 잡카페 컨설턴트가 학생이 입력한 연락처로 먼저 연락함.</w:t>
       </w:r>
     </w:p>
     <w:p>
@@ -13104,7 +13104,7 @@
         <w:rPr>
           <w:rFonts w:ascii="12롯데마트드림Bold" w:eastAsia="12롯데마트드림Bold" w:hAnsi="12롯데마트드림Bold"/>
         </w:rPr>
-        <w:t>아래 항목은 Level 점수에 반영하지 않고 원자료로 저장하여, 상담 매칭과 통계·연구(익명)에만 활용합니다.</w:t>
+        <w:t>아래 항목은 Level 점수에 반영하지 않고 원자료로 저장하여, 상담 매칭과 통계·연구(익명)에만 활용함.</w:t>
       </w:r>
     </w:p>
     <w:tbl>
@@ -13926,7 +13926,7 @@
           <w:sz w:val="19"/>
           <w:szCs w:val="19"/>
         </w:rPr>
-        <w:t>1) 본 검사는 성향·적성을 측정하는 심리검사가 아니라 지원 우선순위를 정하는 운영용 분류모형입니다. 결과는 학생의 선택을 제한하지 않습니다.</w:t>
+        <w:t>1) 본 검사는 성향·적성을 측정하는 심리검사가 아니라 지원 우선순위를 정하는 운영용 분류모형임. 결과는 학생의 선택을 제한하지 않음.</w:t>
       </w:r>
     </w:p>
     <w:p>
@@ -13943,7 +13943,7 @@
           <w:sz w:val="19"/>
           <w:szCs w:val="19"/>
         </w:rPr>
-        <w:t>2) 현재 배점·컷오프(JAS 70점 등)·문항은 v0.1 가설이며, 전문가 검토와 파일럿 운영 데이터 분석(문항 반응·영역 신뢰도·Level 분포)을 거쳐 보정합니다.</w:t>
+        <w:t>2) 현재 배점·컷오프(JAS 70점 등)·문항은 v0.1 가설이며, 전문가 검토와 파일럿 운영 데이터 분석(문항 반응·영역 신뢰도·Level 분포)을 거쳐 보정함.</w:t>
       </w:r>
     </w:p>
     <w:p>
@@ -13960,7 +13960,7 @@
           <w:sz w:val="19"/>
           <w:szCs w:val="19"/>
         </w:rPr>
-        <w:t>3) 보정 완료 시 기준을 MJC-DNA v1.0으로 고정하고, 이후 변경은 새 버전으로 관리하여 학기·연도 간 결과 비교 가능성을 유지합니다.</w:t>
+        <w:t>3) 보정 완료 시 기준을 MJC-DNA v1.0으로 고정하고, 이후 변경은 새 버전으로 관리하여 학기·연도 간 결과 비교 가능성을 유지함.</w:t>
       </w:r>
     </w:p>
     <w:p>
@@ -13977,7 +13977,7 @@
           <w:sz w:val="19"/>
           <w:szCs w:val="19"/>
         </w:rPr>
-        <w:t>4) 판정은 사전 정의된 규칙만 사용하므로(AI 미개입) 동일 응답은 항상 동일 결과가 재현되며, 학생별 판정 근거가 문장으로 기록되어 감사 가능합니다.</w:t>
+        <w:t>4) 판정은 사전 정의된 규칙만 사용하므로(AI 미개입) 동일 응답은 항상 동일 결과가 재현되며, 학생별 판정 근거가 문장으로 기록되어 감사 가능함.</w:t>
       </w:r>
     </w:p>
     <w:p>
@@ -13994,7 +13994,7 @@
           <w:sz w:val="19"/>
           <w:szCs w:val="19"/>
         </w:rPr>
-        <w:t>5) 실명 정보(학번·성명·연락처)는 승인된 교직원만 열람할 수 있고, 교내 연구 제공 시에는 익명 처리본만 사용합니다.</w:t>
+        <w:t>5) 실명 정보(학번·성명·연락처)는 승인된 교직원만 열람 가능하며, 교내 연구 제공 시에는 익명 처리본만 사용함.</w:t>
       </w:r>
     </w:p>
     <w:sectPr>
